--- a/flutter/module 6 Advanced UI Essentials/Chapter 1/Activity/Activity 3.docx
+++ b/flutter/module 6 Advanced UI Essentials/Chapter 1/Activity/Activity 3.docx
@@ -1,6 +1,6 @@
 
 <file path=word/document.xml><?xml version="1.0" encoding="utf-8"?>
-<w:document xmlns:mc="http://schemas.openxmlformats.org/markup-compatibility/2006" xmlns:o="urn:schemas-microsoft-com:office:office" xmlns:r="http://schemas.openxmlformats.org/officeDocument/2006/relationships" xmlns:m="http://schemas.openxmlformats.org/officeDocument/2006/math" xmlns:v="urn:schemas-microsoft-com:vml" xmlns:wp="http://schemas.openxmlformats.org/drawingml/2006/wordprocessingDrawing" xmlns:w10="urn:schemas-microsoft-com:office:word" xmlns:w="http://schemas.openxmlformats.org/wordprocessingml/2006/main" xmlns:wne="http://schemas.microsoft.com/office/word/2006/wordml" xmlns:sl="http://schemas.openxmlformats.org/schemaLibrary/2006/main" xmlns:a="http://schemas.openxmlformats.org/drawingml/2006/main" xmlns:pic="http://schemas.openxmlformats.org/drawingml/2006/picture" xmlns:c="http://schemas.openxmlformats.org/drawingml/2006/chart" xmlns:lc="http://schemas.openxmlformats.org/drawingml/2006/lockedCanvas" xmlns:dgm="http://schemas.openxmlformats.org/drawingml/2006/diagram" xmlns:wps="http://schemas.microsoft.com/office/word/2010/wordprocessingShape" xmlns:wpg="http://schemas.microsoft.com/office/word/2010/wordprocessingGroup" xmlns:w14="http://schemas.microsoft.com/office/word/2010/wordml" xmlns:w15="http://schemas.microsoft.com/office/word/2012/wordml" xmlns:w16="http://schemas.microsoft.com/office/word/2018/wordml" xmlns:w16cex="http://schemas.microsoft.com/office/word/2018/wordml/cex" xmlns:w16cid="http://schemas.microsoft.com/office/word/2016/wordml/cid" xmlns="http://schemas.microsoft.com/office/tasks/2019/documenttasks" xmlns:cr="http://schemas.microsoft.com/office/comments/2020/reactions">
+<w:document xmlns:wpc="http://schemas.microsoft.com/office/word/2010/wordprocessingCanvas" xmlns:mc="http://schemas.openxmlformats.org/markup-compatibility/2006" xmlns:o="urn:schemas-microsoft-com:office:office" xmlns:r="http://schemas.openxmlformats.org/officeDocument/2006/relationships" xmlns:m="http://schemas.openxmlformats.org/officeDocument/2006/math" xmlns:v="urn:schemas-microsoft-com:vml" xmlns:wp14="http://schemas.microsoft.com/office/word/2010/wordprocessingDrawing" xmlns:wp="http://schemas.openxmlformats.org/drawingml/2006/wordprocessingDrawing" xmlns:w="http://schemas.openxmlformats.org/wordprocessingml/2006/main" xmlns:w14="http://schemas.microsoft.com/office/word/2010/wordml" xmlns:w10="urn:schemas-microsoft-com:office:word" xmlns:w15="http://schemas.microsoft.com/office/word/2012/wordml" xmlns:wpg="http://schemas.microsoft.com/office/word/2010/wordprocessingGroup" xmlns:wpi="http://schemas.microsoft.com/office/word/2010/wordprocessingInk" xmlns:wne="http://schemas.microsoft.com/office/word/2006/wordml" xmlns:wps="http://schemas.microsoft.com/office/word/2010/wordprocessingShape" xmlns:wpsCustomData="http://www.wps.cn/officeDocument/2013/wpsCustomData" mc:Ignorable="w14 w15 wp14">
   <w:body>
     <w:p>
       <w:pPr>
@@ -16,27 +16,10 @@
           <w:szCs w:val="48"/>
           <w:rtl w:val="0"/>
         </w:rPr>
-        <w:t xml:space="preserve">Activity</w:t>
-      </w:r>
-      <w:r>
-        <w:rPr>
-          <w:sz w:val="48"/>
-          <w:szCs w:val="48"/>
-          <w:rtl w:val="0"/>
-        </w:rPr>
-        <w:t xml:space="preserve"> </w:t>
+        <w:t xml:space="preserve">Activity </w:t>
       </w:r>
     </w:p>
-    <w:p>
-      <w:pPr>
-        <w:rPr/>
-      </w:pPr>
-      <w:r>
-        <w:rPr>
-          <w:rtl w:val="0"/>
-        </w:rPr>
-      </w:r>
-    </w:p>
+    <w:p/>
     <w:p>
       <w:pPr>
         <w:rPr>
@@ -50,7 +33,7 @@
           <w:szCs w:val="36"/>
           <w:rtl w:val="0"/>
         </w:rPr>
-        <w:t xml:space="preserve">Calculator with all its function</w:t>
+        <w:t>Calculator with all its function</w:t>
       </w:r>
     </w:p>
     <w:p>
@@ -60,26 +43,28 @@
           <w:szCs w:val="36"/>
         </w:rPr>
       </w:pPr>
+      <w:bookmarkStart w:id="0" w:name="_GoBack"/>
       <w:r>
         <w:rPr>
           <w:sz w:val="36"/>
           <w:szCs w:val="36"/>
         </w:rPr>
         <w:drawing>
-          <wp:inline distB="114300" distT="114300" distL="114300" distR="114300">
-            <wp:extent cx="4167188" cy="6351927"/>
-            <wp:effectExtent b="0" l="0" r="0" t="0"/>
+          <wp:inline distT="114300" distB="114300" distL="114300" distR="114300">
+            <wp:extent cx="4166870" cy="6351905"/>
+            <wp:effectExtent l="0" t="0" r="0" b="0"/>
             <wp:docPr id="2" name="image1.png"/>
-            <a:graphic>
+            <wp:cNvGraphicFramePr/>
+            <a:graphic xmlns:a="http://schemas.openxmlformats.org/drawingml/2006/main">
               <a:graphicData uri="http://schemas.openxmlformats.org/drawingml/2006/picture">
-                <pic:pic>
+                <pic:pic xmlns:pic="http://schemas.openxmlformats.org/drawingml/2006/picture">
                   <pic:nvPicPr>
-                    <pic:cNvPr id="0" name="image1.png"/>
+                    <pic:cNvPr id="2" name="image1.png"/>
                     <pic:cNvPicPr preferRelativeResize="0"/>
                   </pic:nvPicPr>
                   <pic:blipFill>
-                    <a:blip r:embed="rId7"/>
-                    <a:srcRect b="5922" l="27651" r="39335" t="4490"/>
+                    <a:blip r:embed="rId6"/>
+                    <a:srcRect l="27651" t="4490" r="39335" b="5922"/>
                     <a:stretch>
                       <a:fillRect/>
                     </a:stretch>
@@ -89,8 +74,9 @@
                       <a:off x="0" y="0"/>
                       <a:ext cx="4167188" cy="6351927"/>
                     </a:xfrm>
-                    <a:prstGeom prst="rect"/>
-                    <a:ln/>
+                    <a:prstGeom prst="rect">
+                      <a:avLst/>
+                    </a:prstGeom>
                   </pic:spPr>
                 </pic:pic>
               </a:graphicData>
@@ -98,297 +84,505 @@
           </wp:inline>
         </w:drawing>
       </w:r>
-      <w:r>
-        <w:rPr>
-          <w:rtl w:val="0"/>
-        </w:rPr>
-      </w:r>
+      <w:bookmarkEnd w:id="0"/>
     </w:p>
     <w:sectPr>
-      <w:pgSz w:h="15840" w:w="12240" w:orient="portrait"/>
-      <w:pgMar w:bottom="1440" w:top="1440" w:left="1440" w:right="1440" w:header="720" w:footer="720"/>
+      <w:pgSz w:w="12240" w:h="15840"/>
+      <w:pgMar w:top="1440" w:right="1440" w:bottom="1440" w:left="1440" w:header="720" w:footer="720" w:gutter="0"/>
       <w:pgNumType w:start="1"/>
+      <w:cols w:space="720" w:num="1"/>
     </w:sectPr>
   </w:body>
 </w:document>
 </file>
 
-<file path=word/numbering.xml><?xml version="1.0" encoding="utf-8"?>
-<w:numbering xmlns:mc="http://schemas.openxmlformats.org/markup-compatibility/2006" xmlns:o="urn:schemas-microsoft-com:office:office" xmlns:r="http://schemas.openxmlformats.org/officeDocument/2006/relationships" xmlns:m="http://schemas.openxmlformats.org/officeDocument/2006/math" xmlns:v="urn:schemas-microsoft-com:vml" xmlns:wp="http://schemas.openxmlformats.org/drawingml/2006/wordprocessingDrawing" xmlns:w10="urn:schemas-microsoft-com:office:word" xmlns:w="http://schemas.openxmlformats.org/wordprocessingml/2006/main" xmlns:wne="http://schemas.microsoft.com/office/word/2006/wordml" xmlns:sl="http://schemas.openxmlformats.org/schemaLibrary/2006/main" xmlns:a="http://schemas.openxmlformats.org/drawingml/2006/main" xmlns:pic="http://schemas.openxmlformats.org/drawingml/2006/picture" xmlns:c="http://schemas.openxmlformats.org/drawingml/2006/chart" xmlns:lc="http://schemas.openxmlformats.org/drawingml/2006/lockedCanvas" xmlns:dgm="http://schemas.openxmlformats.org/drawingml/2006/diagram" xmlns:wps="http://schemas.microsoft.com/office/word/2010/wordprocessingShape" xmlns:wpg="http://schemas.microsoft.com/office/word/2010/wordprocessingGroup" xmlns:w14="http://schemas.microsoft.com/office/word/2010/wordml" xmlns:w15="http://schemas.microsoft.com/office/word/2012/wordml" xmlns:w16="http://schemas.microsoft.com/office/word/2018/wordml" xmlns:w16cex="http://schemas.microsoft.com/office/word/2018/wordml/cex" xmlns:w16cid="http://schemas.microsoft.com/office/word/2016/wordml/cid" xmlns="http://schemas.microsoft.com/office/tasks/2019/documenttasks" xmlns:cr="http://schemas.microsoft.com/office/comments/2020/reactions"/>
+<file path=word/endnotes.xml><?xml version="1.0" encoding="utf-8"?>
+<w:endnotes xmlns:wpc="http://schemas.microsoft.com/office/word/2010/wordprocessingCanvas" xmlns:mc="http://schemas.openxmlformats.org/markup-compatibility/2006" xmlns:o="urn:schemas-microsoft-com:office:office" xmlns:r="http://schemas.openxmlformats.org/officeDocument/2006/relationships" xmlns:m="http://schemas.openxmlformats.org/officeDocument/2006/math" xmlns:v="urn:schemas-microsoft-com:vml" xmlns:wp14="http://schemas.microsoft.com/office/word/2010/wordprocessingDrawing" xmlns:wp="http://schemas.openxmlformats.org/drawingml/2006/wordprocessingDrawing" xmlns:w="http://schemas.openxmlformats.org/wordprocessingml/2006/main" xmlns:w14="http://schemas.microsoft.com/office/word/2010/wordml" xmlns:w15="http://schemas.microsoft.com/office/word/2012/wordml" xmlns:w10="urn:schemas-microsoft-com:office:word" xmlns:wpg="http://schemas.microsoft.com/office/word/2010/wordprocessingGroup" xmlns:wpi="http://schemas.microsoft.com/office/word/2010/wordprocessingInk" xmlns:wne="http://schemas.microsoft.com/office/word/2006/wordml" xmlns:wps="http://schemas.microsoft.com/office/word/2010/wordprocessingShape" xmlns:wpsCustomData="http://www.wps.cn/officeDocument/2013/wpsCustomData" mc:Ignorable="w14 w15 wp14">
+  <w:endnote w:type="separator" w:id="0">
+    <w:p>
+      <w:pPr>
+        <w:spacing w:line="240" w:lineRule="auto"/>
+      </w:pPr>
+      <w:r>
+        <w:separator/>
+      </w:r>
+    </w:p>
+  </w:endnote>
+  <w:endnote w:type="continuationSeparator" w:id="1">
+    <w:p>
+      <w:pPr>
+        <w:spacing w:line="240" w:lineRule="auto"/>
+      </w:pPr>
+      <w:r>
+        <w:continuationSeparator/>
+      </w:r>
+    </w:p>
+  </w:endnote>
+</w:endnotes>
+</file>
+
+<file path=word/footnotes.xml><?xml version="1.0" encoding="utf-8"?>
+<w:footnotes xmlns:wpc="http://schemas.microsoft.com/office/word/2010/wordprocessingCanvas" xmlns:mc="http://schemas.openxmlformats.org/markup-compatibility/2006" xmlns:o="urn:schemas-microsoft-com:office:office" xmlns:r="http://schemas.openxmlformats.org/officeDocument/2006/relationships" xmlns:m="http://schemas.openxmlformats.org/officeDocument/2006/math" xmlns:v="urn:schemas-microsoft-com:vml" xmlns:wp14="http://schemas.microsoft.com/office/word/2010/wordprocessingDrawing" xmlns:wp="http://schemas.openxmlformats.org/drawingml/2006/wordprocessingDrawing" xmlns:w="http://schemas.openxmlformats.org/wordprocessingml/2006/main" xmlns:w14="http://schemas.microsoft.com/office/word/2010/wordml" xmlns:w15="http://schemas.microsoft.com/office/word/2012/wordml" xmlns:w10="urn:schemas-microsoft-com:office:word" xmlns:wpg="http://schemas.microsoft.com/office/word/2010/wordprocessingGroup" xmlns:wpi="http://schemas.microsoft.com/office/word/2010/wordprocessingInk" xmlns:wne="http://schemas.microsoft.com/office/word/2006/wordml" xmlns:wps="http://schemas.microsoft.com/office/word/2010/wordprocessingShape" xmlns:wpsCustomData="http://www.wps.cn/officeDocument/2013/wpsCustomData" mc:Ignorable="w14 w15 wp14">
+  <w:footnote w:type="separator" w:id="0">
+    <w:p>
+      <w:pPr>
+        <w:spacing w:line="276" w:lineRule="auto"/>
+      </w:pPr>
+      <w:r>
+        <w:separator/>
+      </w:r>
+    </w:p>
+  </w:footnote>
+  <w:footnote w:type="continuationSeparator" w:id="1">
+    <w:p>
+      <w:pPr>
+        <w:spacing w:line="276" w:lineRule="auto"/>
+      </w:pPr>
+      <w:r>
+        <w:continuationSeparator/>
+      </w:r>
+    </w:p>
+  </w:footnote>
+</w:footnotes>
 </file>
 
 <file path=word/styles.xml><?xml version="1.0" encoding="utf-8"?>
-<w:styles xmlns:mc="http://schemas.openxmlformats.org/markup-compatibility/2006" xmlns:o="urn:schemas-microsoft-com:office:office" xmlns:r="http://schemas.openxmlformats.org/officeDocument/2006/relationships" xmlns:m="http://schemas.openxmlformats.org/officeDocument/2006/math" xmlns:v="urn:schemas-microsoft-com:vml" xmlns:wp="http://schemas.openxmlformats.org/drawingml/2006/wordprocessingDrawing" xmlns:w10="urn:schemas-microsoft-com:office:word" xmlns:w="http://schemas.openxmlformats.org/wordprocessingml/2006/main" xmlns:wne="http://schemas.microsoft.com/office/word/2006/wordml" xmlns:sl="http://schemas.openxmlformats.org/schemaLibrary/2006/main" xmlns:a="http://schemas.openxmlformats.org/drawingml/2006/main" xmlns:pic="http://schemas.openxmlformats.org/drawingml/2006/picture" xmlns:c="http://schemas.openxmlformats.org/drawingml/2006/chart" xmlns:lc="http://schemas.openxmlformats.org/drawingml/2006/lockedCanvas" xmlns:dgm="http://schemas.openxmlformats.org/drawingml/2006/diagram" xmlns:wps="http://schemas.microsoft.com/office/word/2010/wordprocessingShape" xmlns:wpg="http://schemas.microsoft.com/office/word/2010/wordprocessingGroup" xmlns:w14="http://schemas.microsoft.com/office/word/2010/wordml" xmlns:w15="http://schemas.microsoft.com/office/word/2012/wordml" xmlns:w16="http://schemas.microsoft.com/office/word/2018/wordml" xmlns:w16cex="http://schemas.microsoft.com/office/word/2018/wordml/cex" xmlns:w16cid="http://schemas.microsoft.com/office/word/2016/wordml/cid" xmlns="http://schemas.microsoft.com/office/tasks/2019/documenttasks" xmlns:cr="http://schemas.microsoft.com/office/comments/2020/reactions">
+<w:styles xmlns:mc="http://schemas.openxmlformats.org/markup-compatibility/2006" xmlns:o="urn:schemas-microsoft-com:office:office" xmlns:r="http://schemas.openxmlformats.org/officeDocument/2006/relationships" xmlns:m="http://schemas.openxmlformats.org/officeDocument/2006/math" xmlns:v="urn:schemas-microsoft-com:vml" xmlns:w="http://schemas.openxmlformats.org/wordprocessingml/2006/main" xmlns:w14="http://schemas.microsoft.com/office/word/2010/wordml" xmlns:w10="urn:schemas-microsoft-com:office:word" xmlns:sl="http://schemas.openxmlformats.org/schemaLibrary/2006/main" xmlns:wpsCustomData="http://www.wps.cn/officeDocument/2013/wpsCustomData" mc:Ignorable="w14">
   <w:docDefaults>
     <w:rPrDefault>
       <w:rPr>
-        <w:rFonts w:ascii="Arial" w:cs="Arial" w:eastAsia="Arial" w:hAnsi="Arial"/>
-        <w:sz w:val="22"/>
-        <w:szCs w:val="22"/>
-        <w:lang w:val="en"/>
+        <w:rFonts w:ascii="Arial" w:hAnsi="Arial" w:eastAsia="Arial" w:cs="Arial"/>
       </w:rPr>
     </w:rPrDefault>
-    <w:pPrDefault>
-      <w:pPr>
-        <w:spacing w:line="276" w:lineRule="auto"/>
-      </w:pPr>
-    </w:pPrDefault>
+    <w:pPrDefault/>
   </w:docDefaults>
-  <w:style w:type="paragraph" w:styleId="Normal" w:default="1">
-    <w:name w:val="normal"/>
-  </w:style>
-  <w:style w:type="table" w:styleId="TableNormal" w:default="1">
-    <w:name w:val="Table Normal"/>
-  </w:style>
-  <w:style w:type="paragraph" w:styleId="Heading1">
-    <w:name w:val="heading 1"/>
-    <w:basedOn w:val="Normal"/>
-    <w:next w:val="Normal"/>
+  <w:latentStyles w:count="260" w:defQFormat="0" w:defUnhideWhenUsed="1" w:defSemiHidden="1" w:defUIPriority="99" w:defLockedState="0">
+    <w:lsdException w:unhideWhenUsed="0" w:uiPriority="0" w:semiHidden="0" w:name="Normal"/>
+    <w:lsdException w:qFormat="1" w:unhideWhenUsed="0" w:uiPriority="0" w:semiHidden="0" w:name="heading 1"/>
+    <w:lsdException w:qFormat="1" w:unhideWhenUsed="0" w:uiPriority="0" w:semiHidden="0" w:name="heading 2"/>
+    <w:lsdException w:qFormat="1" w:unhideWhenUsed="0" w:uiPriority="0" w:semiHidden="0" w:name="heading 3"/>
+    <w:lsdException w:qFormat="1" w:unhideWhenUsed="0" w:uiPriority="0" w:semiHidden="0" w:name="heading 4"/>
+    <w:lsdException w:unhideWhenUsed="0" w:uiPriority="0" w:semiHidden="0" w:name="heading 5"/>
+    <w:lsdException w:unhideWhenUsed="0" w:uiPriority="0" w:semiHidden="0" w:name="heading 6"/>
+    <w:lsdException w:qFormat="1" w:uiPriority="0" w:name="heading 7"/>
+    <w:lsdException w:qFormat="1" w:uiPriority="0" w:name="heading 8"/>
+    <w:lsdException w:qFormat="1" w:uiPriority="0" w:name="heading 9"/>
+    <w:lsdException w:unhideWhenUsed="0" w:uiPriority="0" w:semiHidden="0" w:name="index 1"/>
+    <w:lsdException w:unhideWhenUsed="0" w:uiPriority="0" w:semiHidden="0" w:name="index 2"/>
+    <w:lsdException w:unhideWhenUsed="0" w:uiPriority="0" w:semiHidden="0" w:name="index 3"/>
+    <w:lsdException w:unhideWhenUsed="0" w:uiPriority="0" w:semiHidden="0" w:name="index 4"/>
+    <w:lsdException w:unhideWhenUsed="0" w:uiPriority="0" w:semiHidden="0" w:name="index 5"/>
+    <w:lsdException w:unhideWhenUsed="0" w:uiPriority="0" w:semiHidden="0" w:name="index 6"/>
+    <w:lsdException w:unhideWhenUsed="0" w:uiPriority="0" w:semiHidden="0" w:name="index 7"/>
+    <w:lsdException w:unhideWhenUsed="0" w:uiPriority="0" w:semiHidden="0" w:name="index 8"/>
+    <w:lsdException w:unhideWhenUsed="0" w:uiPriority="0" w:semiHidden="0" w:name="index 9"/>
+    <w:lsdException w:unhideWhenUsed="0" w:uiPriority="0" w:semiHidden="0" w:name="toc 1"/>
+    <w:lsdException w:unhideWhenUsed="0" w:uiPriority="0" w:semiHidden="0" w:name="toc 2"/>
+    <w:lsdException w:unhideWhenUsed="0" w:uiPriority="0" w:semiHidden="0" w:name="toc 3"/>
+    <w:lsdException w:unhideWhenUsed="0" w:uiPriority="0" w:semiHidden="0" w:name="toc 4"/>
+    <w:lsdException w:unhideWhenUsed="0" w:uiPriority="0" w:semiHidden="0" w:name="toc 5"/>
+    <w:lsdException w:unhideWhenUsed="0" w:uiPriority="0" w:semiHidden="0" w:name="toc 6"/>
+    <w:lsdException w:unhideWhenUsed="0" w:uiPriority="0" w:semiHidden="0" w:name="toc 7"/>
+    <w:lsdException w:unhideWhenUsed="0" w:uiPriority="0" w:semiHidden="0" w:name="toc 8"/>
+    <w:lsdException w:unhideWhenUsed="0" w:uiPriority="0" w:semiHidden="0" w:name="toc 9"/>
+    <w:lsdException w:unhideWhenUsed="0" w:uiPriority="0" w:semiHidden="0" w:name="Normal Indent"/>
+    <w:lsdException w:unhideWhenUsed="0" w:uiPriority="0" w:semiHidden="0" w:name="footnote text"/>
+    <w:lsdException w:unhideWhenUsed="0" w:uiPriority="0" w:semiHidden="0" w:name="annotation text"/>
+    <w:lsdException w:unhideWhenUsed="0" w:uiPriority="0" w:semiHidden="0" w:name="header"/>
+    <w:lsdException w:unhideWhenUsed="0" w:uiPriority="0" w:semiHidden="0" w:name="footer"/>
+    <w:lsdException w:unhideWhenUsed="0" w:uiPriority="0" w:semiHidden="0" w:name="index heading"/>
+    <w:lsdException w:qFormat="1" w:uiPriority="0" w:name="caption"/>
+    <w:lsdException w:unhideWhenUsed="0" w:uiPriority="0" w:semiHidden="0" w:name="table of figures"/>
+    <w:lsdException w:unhideWhenUsed="0" w:uiPriority="0" w:semiHidden="0" w:name="envelope address"/>
+    <w:lsdException w:unhideWhenUsed="0" w:uiPriority="0" w:semiHidden="0" w:name="envelope return"/>
+    <w:lsdException w:unhideWhenUsed="0" w:uiPriority="0" w:semiHidden="0" w:name="footnote reference"/>
+    <w:lsdException w:unhideWhenUsed="0" w:uiPriority="0" w:semiHidden="0" w:name="annotation reference"/>
+    <w:lsdException w:unhideWhenUsed="0" w:uiPriority="0" w:semiHidden="0" w:name="line number"/>
+    <w:lsdException w:unhideWhenUsed="0" w:uiPriority="0" w:semiHidden="0" w:name="page number"/>
+    <w:lsdException w:unhideWhenUsed="0" w:uiPriority="0" w:semiHidden="0" w:name="endnote reference"/>
+    <w:lsdException w:unhideWhenUsed="0" w:uiPriority="0" w:semiHidden="0" w:name="endnote text"/>
+    <w:lsdException w:unhideWhenUsed="0" w:uiPriority="0" w:semiHidden="0" w:name="table of authorities"/>
+    <w:lsdException w:unhideWhenUsed="0" w:uiPriority="0" w:semiHidden="0" w:name="macro"/>
+    <w:lsdException w:unhideWhenUsed="0" w:uiPriority="0" w:semiHidden="0" w:name="toa heading"/>
+    <w:lsdException w:unhideWhenUsed="0" w:uiPriority="0" w:semiHidden="0" w:name="List"/>
+    <w:lsdException w:unhideWhenUsed="0" w:uiPriority="0" w:semiHidden="0" w:name="List Bullet"/>
+    <w:lsdException w:unhideWhenUsed="0" w:uiPriority="0" w:semiHidden="0" w:name="List Number"/>
+    <w:lsdException w:unhideWhenUsed="0" w:uiPriority="0" w:semiHidden="0" w:name="List 2"/>
+    <w:lsdException w:unhideWhenUsed="0" w:uiPriority="0" w:semiHidden="0" w:name="List 3"/>
+    <w:lsdException w:unhideWhenUsed="0" w:uiPriority="0" w:semiHidden="0" w:name="List 4"/>
+    <w:lsdException w:unhideWhenUsed="0" w:uiPriority="0" w:semiHidden="0" w:name="List 5"/>
+    <w:lsdException w:unhideWhenUsed="0" w:uiPriority="0" w:semiHidden="0" w:name="List Bullet 2"/>
+    <w:lsdException w:unhideWhenUsed="0" w:uiPriority="0" w:semiHidden="0" w:name="List Bullet 3"/>
+    <w:lsdException w:unhideWhenUsed="0" w:uiPriority="0" w:semiHidden="0" w:name="List Bullet 4"/>
+    <w:lsdException w:unhideWhenUsed="0" w:uiPriority="0" w:semiHidden="0" w:name="List Bullet 5"/>
+    <w:lsdException w:unhideWhenUsed="0" w:uiPriority="0" w:semiHidden="0" w:name="List Number 2"/>
+    <w:lsdException w:unhideWhenUsed="0" w:uiPriority="0" w:semiHidden="0" w:name="List Number 3"/>
+    <w:lsdException w:unhideWhenUsed="0" w:uiPriority="0" w:semiHidden="0" w:name="List Number 4"/>
+    <w:lsdException w:unhideWhenUsed="0" w:uiPriority="0" w:semiHidden="0" w:name="List Number 5"/>
+    <w:lsdException w:qFormat="1" w:unhideWhenUsed="0" w:uiPriority="0" w:semiHidden="0" w:name="Title"/>
+    <w:lsdException w:unhideWhenUsed="0" w:uiPriority="0" w:semiHidden="0" w:name="Closing"/>
+    <w:lsdException w:unhideWhenUsed="0" w:uiPriority="0" w:semiHidden="0" w:name="Signature"/>
+    <w:lsdException w:unhideWhenUsed="0" w:uiPriority="0" w:name="Default Paragraph Font"/>
+    <w:lsdException w:unhideWhenUsed="0" w:uiPriority="0" w:semiHidden="0" w:name="Body Text"/>
+    <w:lsdException w:unhideWhenUsed="0" w:uiPriority="0" w:semiHidden="0" w:name="Body Text Indent"/>
+    <w:lsdException w:unhideWhenUsed="0" w:uiPriority="0" w:semiHidden="0" w:name="List Continue"/>
+    <w:lsdException w:unhideWhenUsed="0" w:uiPriority="0" w:semiHidden="0" w:name="List Continue 2"/>
+    <w:lsdException w:unhideWhenUsed="0" w:uiPriority="0" w:semiHidden="0" w:name="List Continue 3"/>
+    <w:lsdException w:unhideWhenUsed="0" w:uiPriority="0" w:semiHidden="0" w:name="List Continue 4"/>
+    <w:lsdException w:unhideWhenUsed="0" w:uiPriority="0" w:semiHidden="0" w:name="List Continue 5"/>
+    <w:lsdException w:unhideWhenUsed="0" w:uiPriority="0" w:semiHidden="0" w:name="Message Header"/>
+    <w:lsdException w:unhideWhenUsed="0" w:uiPriority="0" w:semiHidden="0" w:name="Subtitle"/>
+    <w:lsdException w:unhideWhenUsed="0" w:uiPriority="0" w:semiHidden="0" w:name="Salutation"/>
+    <w:lsdException w:unhideWhenUsed="0" w:uiPriority="0" w:semiHidden="0" w:name="Date"/>
+    <w:lsdException w:unhideWhenUsed="0" w:uiPriority="0" w:semiHidden="0" w:name="Body Text First Indent"/>
+    <w:lsdException w:unhideWhenUsed="0" w:uiPriority="0" w:semiHidden="0" w:name="Body Text First Indent 2"/>
+    <w:lsdException w:unhideWhenUsed="0" w:uiPriority="0" w:semiHidden="0" w:name="Note Heading"/>
+    <w:lsdException w:unhideWhenUsed="0" w:uiPriority="0" w:semiHidden="0" w:name="Body Text 2"/>
+    <w:lsdException w:unhideWhenUsed="0" w:uiPriority="0" w:semiHidden="0" w:name="Body Text 3"/>
+    <w:lsdException w:unhideWhenUsed="0" w:uiPriority="0" w:semiHidden="0" w:name="Body Text Indent 2"/>
+    <w:lsdException w:unhideWhenUsed="0" w:uiPriority="0" w:semiHidden="0" w:name="Body Text Indent 3"/>
+    <w:lsdException w:unhideWhenUsed="0" w:uiPriority="0" w:semiHidden="0" w:name="Block Text"/>
+    <w:lsdException w:unhideWhenUsed="0" w:uiPriority="0" w:semiHidden="0" w:name="Hyperlink"/>
+    <w:lsdException w:unhideWhenUsed="0" w:uiPriority="0" w:semiHidden="0" w:name="FollowedHyperlink"/>
+    <w:lsdException w:qFormat="1" w:unhideWhenUsed="0" w:uiPriority="0" w:semiHidden="0" w:name="Strong"/>
+    <w:lsdException w:qFormat="1" w:unhideWhenUsed="0" w:uiPriority="0" w:semiHidden="0" w:name="Emphasis"/>
+    <w:lsdException w:unhideWhenUsed="0" w:uiPriority="0" w:semiHidden="0" w:name="Document Map"/>
+    <w:lsdException w:unhideWhenUsed="0" w:uiPriority="0" w:semiHidden="0" w:name="Plain Text"/>
+    <w:lsdException w:unhideWhenUsed="0" w:uiPriority="0" w:semiHidden="0" w:name="E-mail Signature"/>
+    <w:lsdException w:unhideWhenUsed="0" w:uiPriority="0" w:semiHidden="0" w:name="Normal (Web)"/>
+    <w:lsdException w:unhideWhenUsed="0" w:uiPriority="0" w:semiHidden="0" w:name="HTML Acronym"/>
+    <w:lsdException w:unhideWhenUsed="0" w:uiPriority="0" w:semiHidden="0" w:name="HTML Address"/>
+    <w:lsdException w:unhideWhenUsed="0" w:uiPriority="0" w:semiHidden="0" w:name="HTML Cite"/>
+    <w:lsdException w:unhideWhenUsed="0" w:uiPriority="0" w:semiHidden="0" w:name="HTML Code"/>
+    <w:lsdException w:unhideWhenUsed="0" w:uiPriority="0" w:semiHidden="0" w:name="HTML Definition"/>
+    <w:lsdException w:unhideWhenUsed="0" w:uiPriority="0" w:semiHidden="0" w:name="HTML Keyboard"/>
+    <w:lsdException w:unhideWhenUsed="0" w:uiPriority="0" w:semiHidden="0" w:name="HTML Preformatted"/>
+    <w:lsdException w:unhideWhenUsed="0" w:uiPriority="0" w:semiHidden="0" w:name="HTML Sample"/>
+    <w:lsdException w:unhideWhenUsed="0" w:uiPriority="0" w:semiHidden="0" w:name="HTML Typewriter"/>
+    <w:lsdException w:unhideWhenUsed="0" w:uiPriority="0" w:semiHidden="0" w:name="HTML Variable"/>
+    <w:lsdException w:unhideWhenUsed="0" w:uiPriority="0" w:name="Normal Table"/>
+    <w:lsdException w:unhideWhenUsed="0" w:uiPriority="0" w:semiHidden="0" w:name="annotation subject"/>
+    <w:lsdException w:unhideWhenUsed="0" w:uiPriority="0" w:semiHidden="0" w:name="Table Simple 1"/>
+    <w:lsdException w:unhideWhenUsed="0" w:uiPriority="0" w:semiHidden="0" w:name="Table Simple 2"/>
+    <w:lsdException w:unhideWhenUsed="0" w:uiPriority="0" w:semiHidden="0" w:name="Table Simple 3"/>
+    <w:lsdException w:unhideWhenUsed="0" w:uiPriority="0" w:semiHidden="0" w:name="Table Classic 1"/>
+    <w:lsdException w:unhideWhenUsed="0" w:uiPriority="0" w:semiHidden="0" w:name="Table Classic 2"/>
+    <w:lsdException w:unhideWhenUsed="0" w:uiPriority="0" w:semiHidden="0" w:name="Table Classic 3"/>
+    <w:lsdException w:unhideWhenUsed="0" w:uiPriority="0" w:semiHidden="0" w:name="Table Classic 4"/>
+    <w:lsdException w:unhideWhenUsed="0" w:uiPriority="0" w:semiHidden="0" w:name="Table Colorful 1"/>
+    <w:lsdException w:unhideWhenUsed="0" w:uiPriority="0" w:semiHidden="0" w:name="Table Colorful 2"/>
+    <w:lsdException w:unhideWhenUsed="0" w:uiPriority="0" w:semiHidden="0" w:name="Table Colorful 3"/>
+    <w:lsdException w:unhideWhenUsed="0" w:uiPriority="0" w:semiHidden="0" w:name="Table Columns 1"/>
+    <w:lsdException w:unhideWhenUsed="0" w:uiPriority="0" w:semiHidden="0" w:name="Table Columns 2"/>
+    <w:lsdException w:unhideWhenUsed="0" w:uiPriority="0" w:semiHidden="0" w:name="Table Columns 3"/>
+    <w:lsdException w:unhideWhenUsed="0" w:uiPriority="0" w:semiHidden="0" w:name="Table Columns 4"/>
+    <w:lsdException w:unhideWhenUsed="0" w:uiPriority="0" w:semiHidden="0" w:name="Table Columns 5"/>
+    <w:lsdException w:unhideWhenUsed="0" w:uiPriority="0" w:semiHidden="0" w:name="Table Grid 1"/>
+    <w:lsdException w:unhideWhenUsed="0" w:uiPriority="0" w:semiHidden="0" w:name="Table Grid 2"/>
+    <w:lsdException w:unhideWhenUsed="0" w:uiPriority="0" w:semiHidden="0" w:name="Table Grid 3"/>
+    <w:lsdException w:unhideWhenUsed="0" w:uiPriority="0" w:semiHidden="0" w:name="Table Grid 4"/>
+    <w:lsdException w:unhideWhenUsed="0" w:uiPriority="0" w:semiHidden="0" w:name="Table Grid 5"/>
+    <w:lsdException w:unhideWhenUsed="0" w:uiPriority="0" w:semiHidden="0" w:name="Table Grid 6"/>
+    <w:lsdException w:unhideWhenUsed="0" w:uiPriority="0" w:semiHidden="0" w:name="Table Grid 7"/>
+    <w:lsdException w:unhideWhenUsed="0" w:uiPriority="0" w:semiHidden="0" w:name="Table Grid 8"/>
+    <w:lsdException w:unhideWhenUsed="0" w:uiPriority="0" w:semiHidden="0" w:name="Table List 1"/>
+    <w:lsdException w:unhideWhenUsed="0" w:uiPriority="0" w:semiHidden="0" w:name="Table List 2"/>
+    <w:lsdException w:unhideWhenUsed="0" w:uiPriority="0" w:semiHidden="0" w:name="Table List 3"/>
+    <w:lsdException w:unhideWhenUsed="0" w:uiPriority="0" w:semiHidden="0" w:name="Table List 4"/>
+    <w:lsdException w:unhideWhenUsed="0" w:uiPriority="0" w:semiHidden="0" w:name="Table List 5"/>
+    <w:lsdException w:unhideWhenUsed="0" w:uiPriority="0" w:semiHidden="0" w:name="Table List 6"/>
+    <w:lsdException w:unhideWhenUsed="0" w:uiPriority="0" w:semiHidden="0" w:name="Table List 7"/>
+    <w:lsdException w:unhideWhenUsed="0" w:uiPriority="0" w:semiHidden="0" w:name="Table List 8"/>
+    <w:lsdException w:unhideWhenUsed="0" w:uiPriority="0" w:semiHidden="0" w:name="Table 3D effects 1"/>
+    <w:lsdException w:unhideWhenUsed="0" w:uiPriority="0" w:semiHidden="0" w:name="Table 3D effects 2"/>
+    <w:lsdException w:unhideWhenUsed="0" w:uiPriority="0" w:semiHidden="0" w:name="Table 3D effects 3"/>
+    <w:lsdException w:unhideWhenUsed="0" w:uiPriority="0" w:semiHidden="0" w:name="Table Contemporary"/>
+    <w:lsdException w:unhideWhenUsed="0" w:uiPriority="0" w:semiHidden="0" w:name="Table Elegant"/>
+    <w:lsdException w:unhideWhenUsed="0" w:uiPriority="0" w:semiHidden="0" w:name="Table Professional"/>
+    <w:lsdException w:unhideWhenUsed="0" w:uiPriority="0" w:semiHidden="0" w:name="Table Subtle 1"/>
+    <w:lsdException w:unhideWhenUsed="0" w:uiPriority="0" w:semiHidden="0" w:name="Table Subtle 2"/>
+    <w:lsdException w:unhideWhenUsed="0" w:uiPriority="0" w:semiHidden="0" w:name="Table Web 1"/>
+    <w:lsdException w:unhideWhenUsed="0" w:uiPriority="0" w:semiHidden="0" w:name="Table Web 2"/>
+    <w:lsdException w:unhideWhenUsed="0" w:uiPriority="0" w:semiHidden="0" w:name="Table Web 3"/>
+    <w:lsdException w:unhideWhenUsed="0" w:uiPriority="0" w:semiHidden="0" w:name="Balloon Text"/>
+    <w:lsdException w:unhideWhenUsed="0" w:uiPriority="0" w:semiHidden="0" w:name="Table Grid"/>
+    <w:lsdException w:unhideWhenUsed="0" w:uiPriority="0" w:semiHidden="0" w:name="Table Theme"/>
+    <w:lsdException w:unhideWhenUsed="0" w:uiPriority="60" w:semiHidden="0" w:name="Light Shading"/>
+    <w:lsdException w:unhideWhenUsed="0" w:uiPriority="61" w:semiHidden="0" w:name="Light List"/>
+    <w:lsdException w:unhideWhenUsed="0" w:uiPriority="62" w:semiHidden="0" w:name="Light Grid"/>
+    <w:lsdException w:unhideWhenUsed="0" w:uiPriority="63" w:semiHidden="0" w:name="Medium Shading 1"/>
+    <w:lsdException w:unhideWhenUsed="0" w:uiPriority="64" w:semiHidden="0" w:name="Medium Shading 2"/>
+    <w:lsdException w:unhideWhenUsed="0" w:uiPriority="65" w:semiHidden="0" w:name="Medium List 1"/>
+    <w:lsdException w:unhideWhenUsed="0" w:uiPriority="66" w:semiHidden="0" w:name="Medium List 2"/>
+    <w:lsdException w:unhideWhenUsed="0" w:uiPriority="67" w:semiHidden="0" w:name="Medium Grid 1"/>
+    <w:lsdException w:unhideWhenUsed="0" w:uiPriority="68" w:semiHidden="0" w:name="Medium Grid 2"/>
+    <w:lsdException w:unhideWhenUsed="0" w:uiPriority="69" w:semiHidden="0" w:name="Medium Grid 3"/>
+    <w:lsdException w:unhideWhenUsed="0" w:uiPriority="70" w:semiHidden="0" w:name="Dark List"/>
+    <w:lsdException w:unhideWhenUsed="0" w:uiPriority="71" w:semiHidden="0" w:name="Colorful Shading"/>
+    <w:lsdException w:unhideWhenUsed="0" w:uiPriority="72" w:semiHidden="0" w:name="Colorful List"/>
+    <w:lsdException w:unhideWhenUsed="0" w:uiPriority="73" w:semiHidden="0" w:name="Colorful Grid"/>
+    <w:lsdException w:unhideWhenUsed="0" w:uiPriority="60" w:semiHidden="0" w:name="Light Shading Accent 1"/>
+    <w:lsdException w:unhideWhenUsed="0" w:uiPriority="61" w:semiHidden="0" w:name="Light List Accent 1"/>
+    <w:lsdException w:unhideWhenUsed="0" w:uiPriority="62" w:semiHidden="0" w:name="Light Grid Accent 1"/>
+    <w:lsdException w:unhideWhenUsed="0" w:uiPriority="63" w:semiHidden="0" w:name="Medium Shading 1 Accent 1"/>
+    <w:lsdException w:unhideWhenUsed="0" w:uiPriority="64" w:semiHidden="0" w:name="Medium Shading 2 Accent 1"/>
+    <w:lsdException w:unhideWhenUsed="0" w:uiPriority="65" w:semiHidden="0" w:name="Medium List 1 Accent 1"/>
+    <w:lsdException w:unhideWhenUsed="0" w:uiPriority="66" w:semiHidden="0" w:name="Medium List 2 Accent 1"/>
+    <w:lsdException w:unhideWhenUsed="0" w:uiPriority="67" w:semiHidden="0" w:name="Medium Grid 1 Accent 1"/>
+    <w:lsdException w:unhideWhenUsed="0" w:uiPriority="68" w:semiHidden="0" w:name="Medium Grid 2 Accent 1"/>
+    <w:lsdException w:unhideWhenUsed="0" w:uiPriority="69" w:semiHidden="0" w:name="Medium Grid 3 Accent 1"/>
+    <w:lsdException w:unhideWhenUsed="0" w:uiPriority="70" w:semiHidden="0" w:name="Dark List Accent 1"/>
+    <w:lsdException w:unhideWhenUsed="0" w:uiPriority="71" w:semiHidden="0" w:name="Colorful Shading Accent 1"/>
+    <w:lsdException w:unhideWhenUsed="0" w:uiPriority="72" w:semiHidden="0" w:name="Colorful List Accent 1"/>
+    <w:lsdException w:unhideWhenUsed="0" w:uiPriority="73" w:semiHidden="0" w:name="Colorful Grid Accent 1"/>
+    <w:lsdException w:unhideWhenUsed="0" w:uiPriority="60" w:semiHidden="0" w:name="Light Shading Accent 2"/>
+    <w:lsdException w:unhideWhenUsed="0" w:uiPriority="61" w:semiHidden="0" w:name="Light List Accent 2"/>
+    <w:lsdException w:unhideWhenUsed="0" w:uiPriority="62" w:semiHidden="0" w:name="Light Grid Accent 2"/>
+    <w:lsdException w:unhideWhenUsed="0" w:uiPriority="63" w:semiHidden="0" w:name="Medium Shading 1 Accent 2"/>
+    <w:lsdException w:unhideWhenUsed="0" w:uiPriority="64" w:semiHidden="0" w:name="Medium Shading 2 Accent 2"/>
+    <w:lsdException w:unhideWhenUsed="0" w:uiPriority="65" w:semiHidden="0" w:name="Medium List 1 Accent 2"/>
+    <w:lsdException w:unhideWhenUsed="0" w:uiPriority="66" w:semiHidden="0" w:name="Medium List 2 Accent 2"/>
+    <w:lsdException w:unhideWhenUsed="0" w:uiPriority="67" w:semiHidden="0" w:name="Medium Grid 1 Accent 2"/>
+    <w:lsdException w:unhideWhenUsed="0" w:uiPriority="68" w:semiHidden="0" w:name="Medium Grid 2 Accent 2"/>
+    <w:lsdException w:unhideWhenUsed="0" w:uiPriority="69" w:semiHidden="0" w:name="Medium Grid 3 Accent 2"/>
+    <w:lsdException w:unhideWhenUsed="0" w:uiPriority="70" w:semiHidden="0" w:name="Dark List Accent 2"/>
+    <w:lsdException w:unhideWhenUsed="0" w:uiPriority="71" w:semiHidden="0" w:name="Colorful Shading Accent 2"/>
+    <w:lsdException w:unhideWhenUsed="0" w:uiPriority="72" w:semiHidden="0" w:name="Colorful List Accent 2"/>
+    <w:lsdException w:unhideWhenUsed="0" w:uiPriority="73" w:semiHidden="0" w:name="Colorful Grid Accent 2"/>
+    <w:lsdException w:unhideWhenUsed="0" w:uiPriority="60" w:semiHidden="0" w:name="Light Shading Accent 3"/>
+    <w:lsdException w:unhideWhenUsed="0" w:uiPriority="61" w:semiHidden="0" w:name="Light List Accent 3"/>
+    <w:lsdException w:unhideWhenUsed="0" w:uiPriority="62" w:semiHidden="0" w:name="Light Grid Accent 3"/>
+    <w:lsdException w:unhideWhenUsed="0" w:uiPriority="63" w:semiHidden="0" w:name="Medium Shading 1 Accent 3"/>
+    <w:lsdException w:unhideWhenUsed="0" w:uiPriority="64" w:semiHidden="0" w:name="Medium Shading 2 Accent 3"/>
+    <w:lsdException w:unhideWhenUsed="0" w:uiPriority="65" w:semiHidden="0" w:name="Medium List 1 Accent 3"/>
+    <w:lsdException w:unhideWhenUsed="0" w:uiPriority="66" w:semiHidden="0" w:name="Medium List 2 Accent 3"/>
+    <w:lsdException w:unhideWhenUsed="0" w:uiPriority="67" w:semiHidden="0" w:name="Medium Grid 1 Accent 3"/>
+    <w:lsdException w:unhideWhenUsed="0" w:uiPriority="68" w:semiHidden="0" w:name="Medium Grid 2 Accent 3"/>
+    <w:lsdException w:unhideWhenUsed="0" w:uiPriority="69" w:semiHidden="0" w:name="Medium Grid 3 Accent 3"/>
+    <w:lsdException w:unhideWhenUsed="0" w:uiPriority="70" w:semiHidden="0" w:name="Dark List Accent 3"/>
+    <w:lsdException w:unhideWhenUsed="0" w:uiPriority="71" w:semiHidden="0" w:name="Colorful Shading Accent 3"/>
+    <w:lsdException w:unhideWhenUsed="0" w:uiPriority="72" w:semiHidden="0" w:name="Colorful List Accent 3"/>
+    <w:lsdException w:unhideWhenUsed="0" w:uiPriority="73" w:semiHidden="0" w:name="Colorful Grid Accent 3"/>
+    <w:lsdException w:unhideWhenUsed="0" w:uiPriority="60" w:semiHidden="0" w:name="Light Shading Accent 4"/>
+    <w:lsdException w:unhideWhenUsed="0" w:uiPriority="61" w:semiHidden="0" w:name="Light List Accent 4"/>
+    <w:lsdException w:unhideWhenUsed="0" w:uiPriority="62" w:semiHidden="0" w:name="Light Grid Accent 4"/>
+    <w:lsdException w:unhideWhenUsed="0" w:uiPriority="63" w:semiHidden="0" w:name="Medium Shading 1 Accent 4"/>
+    <w:lsdException w:unhideWhenUsed="0" w:uiPriority="64" w:semiHidden="0" w:name="Medium Shading 2 Accent 4"/>
+    <w:lsdException w:unhideWhenUsed="0" w:uiPriority="65" w:semiHidden="0" w:name="Medium List 1 Accent 4"/>
+    <w:lsdException w:unhideWhenUsed="0" w:uiPriority="66" w:semiHidden="0" w:name="Medium List 2 Accent 4"/>
+    <w:lsdException w:unhideWhenUsed="0" w:uiPriority="67" w:semiHidden="0" w:name="Medium Grid 1 Accent 4"/>
+    <w:lsdException w:unhideWhenUsed="0" w:uiPriority="68" w:semiHidden="0" w:name="Medium Grid 2 Accent 4"/>
+    <w:lsdException w:unhideWhenUsed="0" w:uiPriority="69" w:semiHidden="0" w:name="Medium Grid 3 Accent 4"/>
+    <w:lsdException w:unhideWhenUsed="0" w:uiPriority="70" w:semiHidden="0" w:name="Dark List Accent 4"/>
+    <w:lsdException w:unhideWhenUsed="0" w:uiPriority="71" w:semiHidden="0" w:name="Colorful Shading Accent 4"/>
+    <w:lsdException w:unhideWhenUsed="0" w:uiPriority="72" w:semiHidden="0" w:name="Colorful List Accent 4"/>
+    <w:lsdException w:unhideWhenUsed="0" w:uiPriority="73" w:semiHidden="0" w:name="Colorful Grid Accent 4"/>
+    <w:lsdException w:unhideWhenUsed="0" w:uiPriority="60" w:semiHidden="0" w:name="Light Shading Accent 5"/>
+    <w:lsdException w:unhideWhenUsed="0" w:uiPriority="61" w:semiHidden="0" w:name="Light List Accent 5"/>
+    <w:lsdException w:unhideWhenUsed="0" w:uiPriority="62" w:semiHidden="0" w:name="Light Grid Accent 5"/>
+    <w:lsdException w:unhideWhenUsed="0" w:uiPriority="63" w:semiHidden="0" w:name="Medium Shading 1 Accent 5"/>
+    <w:lsdException w:unhideWhenUsed="0" w:uiPriority="64" w:semiHidden="0" w:name="Medium Shading 2 Accent 5"/>
+    <w:lsdException w:unhideWhenUsed="0" w:uiPriority="65" w:semiHidden="0" w:name="Medium List 1 Accent 5"/>
+    <w:lsdException w:unhideWhenUsed="0" w:uiPriority="66" w:semiHidden="0" w:name="Medium List 2 Accent 5"/>
+    <w:lsdException w:unhideWhenUsed="0" w:uiPriority="67" w:semiHidden="0" w:name="Medium Grid 1 Accent 5"/>
+    <w:lsdException w:unhideWhenUsed="0" w:uiPriority="68" w:semiHidden="0" w:name="Medium Grid 2 Accent 5"/>
+    <w:lsdException w:unhideWhenUsed="0" w:uiPriority="69" w:semiHidden="0" w:name="Medium Grid 3 Accent 5"/>
+    <w:lsdException w:unhideWhenUsed="0" w:uiPriority="70" w:semiHidden="0" w:name="Dark List Accent 5"/>
+    <w:lsdException w:unhideWhenUsed="0" w:uiPriority="71" w:semiHidden="0" w:name="Colorful Shading Accent 5"/>
+    <w:lsdException w:unhideWhenUsed="0" w:uiPriority="72" w:semiHidden="0" w:name="Colorful List Accent 5"/>
+    <w:lsdException w:unhideWhenUsed="0" w:uiPriority="73" w:semiHidden="0" w:name="Colorful Grid Accent 5"/>
+    <w:lsdException w:unhideWhenUsed="0" w:uiPriority="60" w:semiHidden="0" w:name="Light Shading Accent 6"/>
+    <w:lsdException w:unhideWhenUsed="0" w:uiPriority="61" w:semiHidden="0" w:name="Light List Accent 6"/>
+    <w:lsdException w:unhideWhenUsed="0" w:uiPriority="62" w:semiHidden="0" w:name="Light Grid Accent 6"/>
+    <w:lsdException w:unhideWhenUsed="0" w:uiPriority="63" w:semiHidden="0" w:name="Medium Shading 1 Accent 6"/>
+    <w:lsdException w:unhideWhenUsed="0" w:uiPriority="64" w:semiHidden="0" w:name="Medium Shading 2 Accent 6"/>
+    <w:lsdException w:unhideWhenUsed="0" w:uiPriority="65" w:semiHidden="0" w:name="Medium List 1 Accent 6"/>
+    <w:lsdException w:unhideWhenUsed="0" w:uiPriority="66" w:semiHidden="0" w:name="Medium List 2 Accent 6"/>
+    <w:lsdException w:unhideWhenUsed="0" w:uiPriority="67" w:semiHidden="0" w:name="Medium Grid 1 Accent 6"/>
+    <w:lsdException w:unhideWhenUsed="0" w:uiPriority="68" w:semiHidden="0" w:name="Medium Grid 2 Accent 6"/>
+    <w:lsdException w:unhideWhenUsed="0" w:uiPriority="69" w:semiHidden="0" w:name="Medium Grid 3 Accent 6"/>
+    <w:lsdException w:unhideWhenUsed="0" w:uiPriority="70" w:semiHidden="0" w:name="Dark List Accent 6"/>
+    <w:lsdException w:unhideWhenUsed="0" w:uiPriority="71" w:semiHidden="0" w:name="Colorful Shading Accent 6"/>
+    <w:lsdException w:unhideWhenUsed="0" w:uiPriority="72" w:semiHidden="0" w:name="Colorful List Accent 6"/>
+    <w:lsdException w:unhideWhenUsed="0" w:uiPriority="73" w:semiHidden="0" w:name="Colorful Grid Accent 6"/>
+  </w:latentStyles>
+  <w:style w:type="paragraph" w:default="1" w:styleId="1">
+    <w:name w:val="Normal"/>
+    <w:uiPriority w:val="0"/>
     <w:pPr>
-      <w:keepNext w:val="1"/>
-      <w:keepLines w:val="1"/>
-      <w:spacing w:after="120" w:before="400" w:lineRule="auto"/>
+      <w:spacing w:line="276" w:lineRule="auto"/>
     </w:pPr>
     <w:rPr>
+      <w:rFonts w:ascii="Arial" w:hAnsi="Arial" w:eastAsia="Arial" w:cs="Arial"/>
+      <w:sz w:val="22"/>
+      <w:szCs w:val="22"/>
+      <w:lang w:val="en"/>
+    </w:rPr>
+  </w:style>
+  <w:style w:type="paragraph" w:styleId="2">
+    <w:name w:val="heading 1"/>
+    <w:next w:val="1"/>
+    <w:qFormat/>
+    <w:uiPriority w:val="0"/>
+    <w:pPr>
+      <w:keepNext/>
+      <w:keepLines/>
+      <w:spacing w:before="400" w:after="120" w:line="276" w:lineRule="auto"/>
+    </w:pPr>
+    <w:rPr>
+      <w:rFonts w:ascii="Arial" w:hAnsi="Arial" w:eastAsia="Arial" w:cs="Arial"/>
       <w:sz w:val="40"/>
       <w:szCs w:val="40"/>
+      <w:lang w:val="en"/>
     </w:rPr>
   </w:style>
-  <w:style w:type="paragraph" w:styleId="Heading2">
+  <w:style w:type="paragraph" w:styleId="3">
     <w:name w:val="heading 2"/>
-    <w:basedOn w:val="Normal"/>
-    <w:next w:val="Normal"/>
+    <w:next w:val="1"/>
+    <w:qFormat/>
+    <w:uiPriority w:val="0"/>
     <w:pPr>
-      <w:keepNext w:val="1"/>
-      <w:keepLines w:val="1"/>
-      <w:spacing w:after="120" w:before="360" w:lineRule="auto"/>
+      <w:keepNext/>
+      <w:keepLines/>
+      <w:spacing w:before="360" w:after="120" w:line="276" w:lineRule="auto"/>
     </w:pPr>
     <w:rPr>
-      <w:b w:val="0"/>
+      <w:rFonts w:ascii="Arial" w:hAnsi="Arial" w:eastAsia="Arial" w:cs="Arial"/>
       <w:sz w:val="32"/>
       <w:szCs w:val="32"/>
+      <w:lang w:val="en"/>
     </w:rPr>
   </w:style>
-  <w:style w:type="paragraph" w:styleId="Heading3">
+  <w:style w:type="paragraph" w:styleId="4">
     <w:name w:val="heading 3"/>
-    <w:basedOn w:val="Normal"/>
-    <w:next w:val="Normal"/>
+    <w:next w:val="1"/>
+    <w:qFormat/>
+    <w:uiPriority w:val="0"/>
     <w:pPr>
-      <w:keepNext w:val="1"/>
-      <w:keepLines w:val="1"/>
-      <w:spacing w:after="80" w:before="320" w:lineRule="auto"/>
+      <w:keepNext/>
+      <w:keepLines/>
+      <w:spacing w:before="320" w:after="80" w:line="276" w:lineRule="auto"/>
     </w:pPr>
     <w:rPr>
-      <w:b w:val="0"/>
+      <w:rFonts w:ascii="Arial" w:hAnsi="Arial" w:eastAsia="Arial" w:cs="Arial"/>
       <w:color w:val="434343"/>
       <w:sz w:val="28"/>
       <w:szCs w:val="28"/>
+      <w:lang w:val="en"/>
     </w:rPr>
   </w:style>
-  <w:style w:type="paragraph" w:styleId="Heading4">
+  <w:style w:type="paragraph" w:styleId="5">
     <w:name w:val="heading 4"/>
-    <w:basedOn w:val="Normal"/>
-    <w:next w:val="Normal"/>
+    <w:next w:val="1"/>
+    <w:qFormat/>
+    <w:uiPriority w:val="0"/>
     <w:pPr>
-      <w:keepNext w:val="1"/>
-      <w:keepLines w:val="1"/>
-      <w:spacing w:after="80" w:before="280" w:lineRule="auto"/>
+      <w:keepNext/>
+      <w:keepLines/>
+      <w:spacing w:before="280" w:after="80" w:line="276" w:lineRule="auto"/>
     </w:pPr>
     <w:rPr>
+      <w:rFonts w:ascii="Arial" w:hAnsi="Arial" w:eastAsia="Arial" w:cs="Arial"/>
       <w:color w:val="666666"/>
       <w:sz w:val="24"/>
       <w:szCs w:val="24"/>
+      <w:lang w:val="en"/>
     </w:rPr>
   </w:style>
-  <w:style w:type="paragraph" w:styleId="Heading5">
+  <w:style w:type="paragraph" w:styleId="6">
     <w:name w:val="heading 5"/>
-    <w:basedOn w:val="Normal"/>
-    <w:next w:val="Normal"/>
+    <w:next w:val="1"/>
+    <w:uiPriority w:val="0"/>
     <w:pPr>
-      <w:keepNext w:val="1"/>
-      <w:keepLines w:val="1"/>
-      <w:spacing w:after="80" w:before="240" w:lineRule="auto"/>
+      <w:keepNext/>
+      <w:keepLines/>
+      <w:spacing w:before="240" w:after="80" w:line="276" w:lineRule="auto"/>
     </w:pPr>
     <w:rPr>
+      <w:rFonts w:ascii="Arial" w:hAnsi="Arial" w:eastAsia="Arial" w:cs="Arial"/>
       <w:color w:val="666666"/>
       <w:sz w:val="22"/>
       <w:szCs w:val="22"/>
+      <w:lang w:val="en"/>
     </w:rPr>
   </w:style>
-  <w:style w:type="paragraph" w:styleId="Heading6">
+  <w:style w:type="paragraph" w:styleId="7">
     <w:name w:val="heading 6"/>
-    <w:basedOn w:val="Normal"/>
-    <w:next w:val="Normal"/>
+    <w:next w:val="1"/>
+    <w:uiPriority w:val="0"/>
     <w:pPr>
-      <w:keepNext w:val="1"/>
-      <w:keepLines w:val="1"/>
-      <w:spacing w:after="80" w:before="240" w:lineRule="auto"/>
+      <w:keepNext/>
+      <w:keepLines/>
+      <w:spacing w:before="240" w:after="80" w:line="276" w:lineRule="auto"/>
     </w:pPr>
     <w:rPr>
-      <w:i w:val="1"/>
+      <w:rFonts w:ascii="Arial" w:hAnsi="Arial" w:eastAsia="Arial" w:cs="Arial"/>
+      <w:i/>
       <w:color w:val="666666"/>
       <w:sz w:val="22"/>
       <w:szCs w:val="22"/>
+      <w:lang w:val="en"/>
     </w:rPr>
   </w:style>
-  <w:style w:type="paragraph" w:styleId="Title">
-    <w:name w:val="Title"/>
-    <w:basedOn w:val="Normal"/>
-    <w:next w:val="Normal"/>
+  <w:style w:type="character" w:default="1" w:styleId="8">
+    <w:name w:val="Default Paragraph Font"/>
+    <w:semiHidden/>
+    <w:uiPriority w:val="0"/>
+  </w:style>
+  <w:style w:type="table" w:default="1" w:styleId="9">
+    <w:name w:val="Normal Table"/>
+    <w:semiHidden/>
+    <w:uiPriority w:val="0"/>
+    <w:tblPr>
+      <w:tblCellMar>
+        <w:top w:w="0" w:type="dxa"/>
+        <w:left w:w="108" w:type="dxa"/>
+        <w:bottom w:w="0" w:type="dxa"/>
+        <w:right w:w="108" w:type="dxa"/>
+      </w:tblCellMar>
+    </w:tblPr>
+  </w:style>
+  <w:style w:type="paragraph" w:styleId="10">
+    <w:name w:val="Subtitle"/>
+    <w:next w:val="1"/>
+    <w:uiPriority w:val="0"/>
     <w:pPr>
-      <w:keepNext w:val="1"/>
-      <w:keepLines w:val="1"/>
-      <w:spacing w:after="60" w:before="0" w:lineRule="auto"/>
+      <w:keepNext/>
+      <w:keepLines/>
+      <w:spacing w:before="0" w:after="320" w:line="276" w:lineRule="auto"/>
     </w:pPr>
     <w:rPr>
-      <w:sz w:val="52"/>
-      <w:szCs w:val="52"/>
-    </w:rPr>
-  </w:style>
-  <w:style w:type="paragraph" w:styleId="Normal" w:default="1">
-    <w:name w:val="normal"/>
-  </w:style>
-  <w:style w:type="table" w:styleId="TableNormal" w:default="1">
-    <w:name w:val="Table Normal"/>
-  </w:style>
-  <w:style w:type="paragraph" w:styleId="Heading1">
-    <w:name w:val="heading 1"/>
-    <w:basedOn w:val="Normal"/>
-    <w:next w:val="Normal"/>
-    <w:pPr>
-      <w:keepNext w:val="1"/>
-      <w:keepLines w:val="1"/>
-      <w:spacing w:after="120" w:before="400" w:lineRule="auto"/>
-    </w:pPr>
-    <w:rPr>
-      <w:sz w:val="40"/>
-      <w:szCs w:val="40"/>
-    </w:rPr>
-  </w:style>
-  <w:style w:type="paragraph" w:styleId="Heading2">
-    <w:name w:val="heading 2"/>
-    <w:basedOn w:val="Normal"/>
-    <w:next w:val="Normal"/>
-    <w:pPr>
-      <w:keepNext w:val="1"/>
-      <w:keepLines w:val="1"/>
-      <w:spacing w:after="120" w:before="360" w:lineRule="auto"/>
-    </w:pPr>
-    <w:rPr>
-      <w:b w:val="0"/>
-      <w:sz w:val="32"/>
-      <w:szCs w:val="32"/>
-    </w:rPr>
-  </w:style>
-  <w:style w:type="paragraph" w:styleId="Heading3">
-    <w:name w:val="heading 3"/>
-    <w:basedOn w:val="Normal"/>
-    <w:next w:val="Normal"/>
-    <w:pPr>
-      <w:keepNext w:val="1"/>
-      <w:keepLines w:val="1"/>
-      <w:spacing w:after="80" w:before="320" w:lineRule="auto"/>
-    </w:pPr>
-    <w:rPr>
-      <w:b w:val="0"/>
-      <w:color w:val="434343"/>
-      <w:sz w:val="28"/>
-      <w:szCs w:val="28"/>
-    </w:rPr>
-  </w:style>
-  <w:style w:type="paragraph" w:styleId="Heading4">
-    <w:name w:val="heading 4"/>
-    <w:basedOn w:val="Normal"/>
-    <w:next w:val="Normal"/>
-    <w:pPr>
-      <w:keepNext w:val="1"/>
-      <w:keepLines w:val="1"/>
-      <w:spacing w:after="80" w:before="280" w:lineRule="auto"/>
-    </w:pPr>
-    <w:rPr>
-      <w:color w:val="666666"/>
-      <w:sz w:val="24"/>
-      <w:szCs w:val="24"/>
-    </w:rPr>
-  </w:style>
-  <w:style w:type="paragraph" w:styleId="Heading5">
-    <w:name w:val="heading 5"/>
-    <w:basedOn w:val="Normal"/>
-    <w:next w:val="Normal"/>
-    <w:pPr>
-      <w:keepNext w:val="1"/>
-      <w:keepLines w:val="1"/>
-      <w:spacing w:after="80" w:before="240" w:lineRule="auto"/>
-    </w:pPr>
-    <w:rPr>
-      <w:color w:val="666666"/>
-      <w:sz w:val="22"/>
-      <w:szCs w:val="22"/>
-    </w:rPr>
-  </w:style>
-  <w:style w:type="paragraph" w:styleId="Heading6">
-    <w:name w:val="heading 6"/>
-    <w:basedOn w:val="Normal"/>
-    <w:next w:val="Normal"/>
-    <w:pPr>
-      <w:keepNext w:val="1"/>
-      <w:keepLines w:val="1"/>
-      <w:spacing w:after="80" w:before="240" w:lineRule="auto"/>
-    </w:pPr>
-    <w:rPr>
-      <w:i w:val="1"/>
-      <w:color w:val="666666"/>
-      <w:sz w:val="22"/>
-      <w:szCs w:val="22"/>
-    </w:rPr>
-  </w:style>
-  <w:style w:type="paragraph" w:styleId="Title">
-    <w:name w:val="Title"/>
-    <w:basedOn w:val="Normal"/>
-    <w:next w:val="Normal"/>
-    <w:pPr>
-      <w:keepNext w:val="1"/>
-      <w:keepLines w:val="1"/>
-      <w:spacing w:after="60" w:before="0" w:lineRule="auto"/>
-    </w:pPr>
-    <w:rPr>
-      <w:sz w:val="52"/>
-      <w:szCs w:val="52"/>
-    </w:rPr>
-  </w:style>
-  <w:style w:type="paragraph" w:styleId="Subtitle">
-    <w:name w:val="Subtitle"/>
-    <w:basedOn w:val="Normal"/>
-    <w:next w:val="Normal"/>
-    <w:pPr>
-      <w:keepNext w:val="1"/>
-      <w:keepLines w:val="1"/>
-      <w:spacing w:after="320" w:before="0" w:lineRule="auto"/>
-    </w:pPr>
-    <w:rPr>
-      <w:rFonts w:ascii="Arial" w:cs="Arial" w:eastAsia="Arial" w:hAnsi="Arial"/>
-      <w:i w:val="0"/>
+      <w:rFonts w:ascii="Arial" w:hAnsi="Arial" w:eastAsia="Arial" w:cs="Arial"/>
       <w:color w:val="666666"/>
       <w:sz w:val="30"/>
       <w:szCs w:val="30"/>
+      <w:lang w:val="en"/>
     </w:rPr>
   </w:style>
-  <w:style w:type="paragraph" w:styleId="Subtitle">
-    <w:name w:val="Subtitle"/>
-    <w:basedOn w:val="Normal"/>
-    <w:next w:val="Normal"/>
+  <w:style w:type="paragraph" w:styleId="11">
+    <w:name w:val="Title"/>
+    <w:next w:val="1"/>
+    <w:qFormat/>
+    <w:uiPriority w:val="0"/>
     <w:pPr>
-      <w:keepNext w:val="1"/>
-      <w:keepLines w:val="1"/>
-      <w:spacing w:after="320" w:before="0" w:lineRule="auto"/>
+      <w:keepNext/>
+      <w:keepLines/>
+      <w:spacing w:before="0" w:after="60" w:line="276" w:lineRule="auto"/>
     </w:pPr>
     <w:rPr>
-      <w:rFonts w:ascii="Arial" w:cs="Arial" w:eastAsia="Arial" w:hAnsi="Arial"/>
-      <w:i w:val="0"/>
-      <w:color w:val="666666"/>
-      <w:sz w:val="30"/>
-      <w:szCs w:val="30"/>
+      <w:rFonts w:ascii="Arial" w:hAnsi="Arial" w:eastAsia="Arial" w:cs="Arial"/>
+      <w:sz w:val="52"/>
+      <w:szCs w:val="52"/>
+      <w:lang w:val="en"/>
     </w:rPr>
+  </w:style>
+  <w:style w:type="table" w:customStyle="1" w:styleId="12">
+    <w:name w:val="Table Normal1"/>
+    <w:uiPriority w:val="0"/>
+  </w:style>
+  <w:style w:type="table" w:customStyle="1" w:styleId="13">
+    <w:name w:val="Table Normal2"/>
+    <w:uiPriority w:val="0"/>
   </w:style>
 </w:styles>
 </file>
@@ -709,21 +903,17 @@
       </a:style>
     </a:lnDef>
   </a:objectDefaults>
-  <a:extraClrSchemeLst/>
 </a:theme>
 </file>
 
-<file path=customXML/item1.xml><?xml version="1.0" encoding="utf-8"?>
+<file path=customXml/item1.xml><?xml version="1.0" encoding="utf-8"?>
 <go:gDocsCustomXmlDataStorage xmlns:go="http://customooxmlschemas.google.com/" xmlns:r="http://schemas.openxmlformats.org/officeDocument/2006/relationships" uri="GoogleDocsCustomDataVersion2">
   <go:docsCustomData xmlns:go="http://customooxmlschemas.google.com/" roundtripDataSignature="AMtx7mjrmfzo8JWqBAJxw9F99UlpFOaWRA==">CgMxLjA4AHIhMVBGTEZqei15RzliYzFaZnk3d0lUN1NndjFYNlNlVUZy</go:docsCustomData>
 </go:gDocsCustomXmlDataStorage>
 </file>
 
-<file path=customXML/itemProps1.xml><?xml version="1.0" encoding="utf-8"?>
+<file path=customXml/itemProps1.xml><?xml version="1.0" encoding="utf-8"?>
 <ds:datastoreItem xmlns:ds="http://schemas.openxmlformats.org/officeDocument/2006/customXml" ds:itemID="{11111111-1234-1234-1234-123412341234}">
-  <ds:schemaRefs>
-    <ds:schemaRef ds:uri="http://schemas.openxmlformats.org/officeDocument/2006/relationships"/>
-    <ds:schemaRef ds:uri="http://customooxmlschemas.google.com/"/>
-  </ds:schemaRefs>
+  <ds:schemaRefs/>
 </ds:datastoreItem>
 </file>